--- a/Mapped Curriculum Lesson - Supplemental Material/Grade 6/Lesson 06 - Logical Choices/Logical Choices - Worksheet.docx
+++ b/Mapped Curriculum Lesson - Supplemental Material/Grade 6/Lesson 06 - Logical Choices/Logical Choices - Worksheet.docx
@@ -1490,7 +1490,118 @@
         <w:rPr>
           <w:color w:val="080808"/>
         </w:rPr>
-        <w:t>Add an adult exception with or: entry is allowed when the age-and-ticket rule is true or an adult is present. Test an under-age visitor with no ticket but with an adult.</w:t>
+        <w:t xml:space="preserve">Change the </w:t>
+      </w:r>
+      <w:r>
+        <w:rPr>
+          <w:color w:val="1750EB"/>
+          <w:rFonts w:ascii="Consolas" w:hAnsi="Consolas"/>
+        </w:rPr>
+        <w:t>if</w:t>
+      </w:r>
+      <w:r>
+        <w:rPr>
+          <w:color w:val="080808"/>
+        </w:rPr>
+        <w:t xml:space="preserve"> condition. Use the </w:t>
+      </w:r>
+      <w:r>
+        <w:rPr>
+          <w:color w:val="1750EB"/>
+          <w:rFonts w:ascii="Consolas" w:hAnsi="Consolas"/>
+        </w:rPr>
+        <w:t>and</w:t>
+      </w:r>
+      <w:r>
+        <w:rPr>
+          <w:color w:val="080808"/>
+        </w:rPr>
+        <w:t xml:space="preserve"> operator to allow entry when [age] is at least 12 and [has_ticket] is </w:t>
+      </w:r>
+      <w:r>
+        <w:rPr>
+          <w:color w:val="067D17"/>
+          <w:rFonts w:ascii="Consolas" w:hAnsi="Consolas"/>
+        </w:rPr>
+        <w:t>"yes"</w:t>
+      </w:r>
+      <w:r>
+        <w:rPr>
+          <w:color w:val="080808"/>
+        </w:rPr>
+        <w:t xml:space="preserve">. Use the </w:t>
+      </w:r>
+      <w:r>
+        <w:rPr>
+          <w:color w:val="1750EB"/>
+          <w:rFonts w:ascii="Consolas" w:hAnsi="Consolas"/>
+        </w:rPr>
+        <w:t>or</w:t>
+      </w:r>
+      <w:r>
+        <w:rPr>
+          <w:color w:val="080808"/>
+        </w:rPr>
+        <w:t xml:space="preserve"> operator to also allow entry when [has_adult] is </w:t>
+      </w:r>
+      <w:r>
+        <w:rPr>
+          <w:color w:val="067D17"/>
+          <w:rFonts w:ascii="Consolas" w:hAnsi="Consolas"/>
+        </w:rPr>
+        <w:t>"yes"</w:t>
+      </w:r>
+      <w:r>
+        <w:rPr>
+          <w:color w:val="080808"/>
+        </w:rPr>
+        <w:t xml:space="preserve">. Otherwise, display </w:t>
+      </w:r>
+      <w:r>
+        <w:rPr>
+          <w:color w:val="067D17"/>
+          <w:rFonts w:ascii="Consolas" w:hAnsi="Consolas"/>
+        </w:rPr>
+        <w:t>"Please check the entry rules."</w:t>
+      </w:r>
+      <w:r>
+        <w:rPr>
+          <w:color w:val="080808"/>
+        </w:rPr>
+        <w:t xml:space="preserve"> Test age 10 with </w:t>
+      </w:r>
+      <w:r>
+        <w:rPr>
+          <w:color w:val="067D17"/>
+          <w:rFonts w:ascii="Consolas" w:hAnsi="Consolas"/>
+        </w:rPr>
+        <w:t>"no"</w:t>
+      </w:r>
+      <w:r>
+        <w:rPr>
+          <w:color w:val="080808"/>
+        </w:rPr>
+        <w:t xml:space="preserve"> for the ticket and </w:t>
+      </w:r>
+      <w:r>
+        <w:rPr>
+          <w:color w:val="067D17"/>
+          <w:rFonts w:ascii="Consolas" w:hAnsi="Consolas"/>
+        </w:rPr>
+        <w:t>"yes"</w:t>
+      </w:r>
+      <w:r>
+        <w:rPr>
+          <w:color w:val="080808"/>
+        </w:rPr>
+        <w:t xml:space="preserve"> for the adult; display </w:t>
+      </w:r>
+      <w:r>
+        <w:rPr>
+          <w:color w:val="067D17"/>
+          <w:rFonts w:ascii="Consolas" w:hAnsi="Consolas"/>
+        </w:rPr>
+        <w:t>"You may enter."</w:t>
       </w:r>
     </w:p>
     <w:p>
@@ -1517,20 +1628,124 @@
         <w:rPr>
           <w:color w:val="080808"/>
         </w:rPr>
-        <w:t xml:space="preserve">Build a club checker that asks whether the visitor is a member and has a valid pass. Use and so entry is allowed only when both answers are </w:t>
+        <w:t xml:space="preserve">Ask whether the visitor is a member and store the answer in [member]. Ask whether the visitor has a valid pass and store the answer in [valid_pass]. Use the </w:t>
+      </w:r>
+      <w:r>
+        <w:rPr>
+          <w:color w:val="1750EB"/>
+          <w:rFonts w:ascii="Consolas" w:hAnsi="Consolas"/>
+        </w:rPr>
+        <w:t>and</w:t>
+      </w:r>
+      <w:r>
+        <w:rPr>
+          <w:color w:val="080808"/>
+        </w:rPr>
+        <w:t xml:space="preserve"> operator in the </w:t>
+      </w:r>
+      <w:r>
+        <w:rPr>
+          <w:color w:val="1750EB"/>
+          <w:rFonts w:ascii="Consolas" w:hAnsi="Consolas"/>
+        </w:rPr>
+        <w:t>if</w:t>
+      </w:r>
+      <w:r>
+        <w:rPr>
+          <w:color w:val="080808"/>
+        </w:rPr>
+        <w:t xml:space="preserve"> condition so </w:t>
       </w:r>
       <w:r>
         <w:rPr>
           <w:color w:val="067D17"/>
           <w:rFonts w:ascii="Consolas" w:hAnsi="Consolas"/>
         </w:rPr>
+        <w:t>"Club entry allowed."</w:t>
+      </w:r>
+      <w:r>
+        <w:rPr>
+          <w:color w:val="080808"/>
+        </w:rPr>
+        <w:t xml:space="preserve"> is displayed only when both answers are </w:t>
+      </w:r>
+      <w:r>
+        <w:rPr>
+          <w:color w:val="067D17"/>
+          <w:rFonts w:ascii="Consolas" w:hAnsi="Consolas"/>
+        </w:rPr>
         <w:t>"yes"</w:t>
       </w:r>
       <w:r>
         <w:rPr>
           <w:color w:val="080808"/>
         </w:rPr>
-        <w:t>; otherwise show a refusal. Test one allowed and one refused route.</w:t>
+        <w:t xml:space="preserve">; otherwise display </w:t>
+      </w:r>
+      <w:r>
+        <w:rPr>
+          <w:color w:val="067D17"/>
+          <w:rFonts w:ascii="Consolas" w:hAnsi="Consolas"/>
+        </w:rPr>
+        <w:t>"Club entry refused."</w:t>
+      </w:r>
+      <w:r>
+        <w:rPr>
+          <w:color w:val="080808"/>
+        </w:rPr>
+        <w:t xml:space="preserve"> Test </w:t>
+      </w:r>
+      <w:r>
+        <w:rPr>
+          <w:color w:val="067D17"/>
+          <w:rFonts w:ascii="Consolas" w:hAnsi="Consolas"/>
+        </w:rPr>
+        <w:t>"yes"</w:t>
+      </w:r>
+      <w:r>
+        <w:rPr>
+          <w:color w:val="080808"/>
+        </w:rPr>
+        <w:t xml:space="preserve"> and </w:t>
+      </w:r>
+      <w:r>
+        <w:rPr>
+          <w:color w:val="067D17"/>
+          <w:rFonts w:ascii="Consolas" w:hAnsi="Consolas"/>
+        </w:rPr>
+        <w:t>"yes"</w:t>
+      </w:r>
+      <w:r>
+        <w:rPr>
+          <w:color w:val="080808"/>
+        </w:rPr>
+        <w:t xml:space="preserve">, then test </w:t>
+      </w:r>
+      <w:r>
+        <w:rPr>
+          <w:color w:val="067D17"/>
+          <w:rFonts w:ascii="Consolas" w:hAnsi="Consolas"/>
+        </w:rPr>
+        <w:t>"yes"</w:t>
+      </w:r>
+      <w:r>
+        <w:rPr>
+          <w:color w:val="080808"/>
+        </w:rPr>
+        <w:t xml:space="preserve"> and </w:t>
+      </w:r>
+      <w:r>
+        <w:rPr>
+          <w:color w:val="067D17"/>
+          <w:rFonts w:ascii="Consolas" w:hAnsi="Consolas"/>
+        </w:rPr>
+        <w:t>"no"</w:t>
+      </w:r>
+      <w:r>
+        <w:rPr>
+          <w:color w:val="080808"/>
+        </w:rPr>
+        <w:t>.</w:t>
       </w:r>
     </w:p>
     <w:p>

--- a/Mapped Curriculum Lesson - Supplemental Material/Grade 6/Lesson 06 - Logical Choices/Logical Choices - Worksheet.docx
+++ b/Mapped Curriculum Lesson - Supplemental Material/Grade 6/Lesson 06 - Logical Choices/Logical Choices - Worksheet.docx
@@ -1400,7 +1400,37 @@
         <w:rPr>
           <w:color w:val="080808"/>
         </w:rPr>
-        <w:t>Change the age check from 12 to 14. Test ages 13 and 14 with a ticket.</w:t>
+        <w:t xml:space="preserve">Change the example so visitors must also be 17 or under. Add this rule with the </w:t>
+      </w:r>
+      <w:r>
+        <w:rPr>
+          <w:color w:val="1750EB"/>
+          <w:rFonts w:ascii="JetBrains Mono" w:hAnsi="JetBrains Mono"/>
+          <w:sz w:val="20"/>
+          <w:szCs w:val="20"/>
+        </w:rPr>
+        <w:t>and</w:t>
+      </w:r>
+      <w:r>
+        <w:rPr>
+          <w:color w:val="080808"/>
+        </w:rPr>
+        <w:t xml:space="preserve"> operator and &lt;=. For example, age 14 with a ticket displays </w:t>
+      </w:r>
+      <w:r>
+        <w:rPr>
+          <w:color w:val="067D17"/>
+          <w:rFonts w:ascii="JetBrains Mono" w:hAnsi="JetBrains Mono"/>
+          <w:sz w:val="20"/>
+          <w:szCs w:val="20"/>
+        </w:rPr>
+        <w:t>"You may enter."</w:t>
+      </w:r>
+      <w:r>
+        <w:rPr>
+          <w:color w:val="080808"/>
+        </w:rPr>
+        <w:t xml:space="preserve"> but age 18 with a ticket does not.</w:t>
       </w:r>
     </w:p>
     <w:p w14:noSpellErr="1">
@@ -1490,116 +1520,44 @@
         <w:rPr>
           <w:color w:val="080808"/>
         </w:rPr>
-        <w:t xml:space="preserve">Change the </w:t>
+        <w:t xml:space="preserve">Change the entry rule in the example: visitors aged 12 or over need a ticket, but anyone with an adult may enter at any age. Rewrite the condition using the </w:t>
       </w:r>
       <w:r>
         <w:rPr>
           <w:color w:val="1750EB"/>
-          <w:rFonts w:ascii="Consolas" w:hAnsi="Consolas"/>
-        </w:rPr>
-        <w:t>if</w:t>
-      </w:r>
-      <w:r>
-        <w:rPr>
-          <w:color w:val="080808"/>
-        </w:rPr>
-        <w:t xml:space="preserve"> condition. Use the </w:t>
+          <w:rFonts w:ascii="JetBrains Mono" w:hAnsi="JetBrains Mono"/>
+          <w:sz w:val="20"/>
+          <w:szCs w:val="20"/>
+        </w:rPr>
+        <w:t>and</w:t>
+      </w:r>
+      <w:r>
+        <w:rPr>
+          <w:color w:val="080808"/>
+        </w:rPr>
+        <w:t xml:space="preserve"> operator and the </w:t>
       </w:r>
       <w:r>
         <w:rPr>
           <w:color w:val="1750EB"/>
-          <w:rFonts w:ascii="Consolas" w:hAnsi="Consolas"/>
-        </w:rPr>
-        <w:t>and</w:t>
-      </w:r>
-      <w:r>
-        <w:rPr>
-          <w:color w:val="080808"/>
-        </w:rPr>
-        <w:t xml:space="preserve"> operator to allow entry when [age] is at least 12 and [has_ticket] is </w:t>
+          <w:rFonts w:ascii="JetBrains Mono" w:hAnsi="JetBrains Mono"/>
+          <w:sz w:val="20"/>
+          <w:szCs w:val="20"/>
+        </w:rPr>
+        <w:t>or</w:t>
+      </w:r>
+      <w:r>
+        <w:rPr>
+          <w:color w:val="080808"/>
+        </w:rPr>
+        <w:t xml:space="preserve"> operator. For example, age 10, no ticket and an adult displays </w:t>
       </w:r>
       <w:r>
         <w:rPr>
           <w:color w:val="067D17"/>
-          <w:rFonts w:ascii="Consolas" w:hAnsi="Consolas"/>
-        </w:rPr>
-        <w:t>"yes"</w:t>
-      </w:r>
-      <w:r>
-        <w:rPr>
-          <w:color w:val="080808"/>
-        </w:rPr>
-        <w:t xml:space="preserve">. Use the </w:t>
-      </w:r>
-      <w:r>
-        <w:rPr>
-          <w:color w:val="1750EB"/>
-          <w:rFonts w:ascii="Consolas" w:hAnsi="Consolas"/>
-        </w:rPr>
-        <w:t>or</w:t>
-      </w:r>
-      <w:r>
-        <w:rPr>
-          <w:color w:val="080808"/>
-        </w:rPr>
-        <w:t xml:space="preserve"> operator to also allow entry when [has_adult] is </w:t>
-      </w:r>
-      <w:r>
-        <w:rPr>
-          <w:color w:val="067D17"/>
-          <w:rFonts w:ascii="Consolas" w:hAnsi="Consolas"/>
-        </w:rPr>
-        <w:t>"yes"</w:t>
-      </w:r>
-      <w:r>
-        <w:rPr>
-          <w:color w:val="080808"/>
-        </w:rPr>
-        <w:t xml:space="preserve">. Otherwise, display </w:t>
-      </w:r>
-      <w:r>
-        <w:rPr>
-          <w:color w:val="067D17"/>
-          <w:rFonts w:ascii="Consolas" w:hAnsi="Consolas"/>
-        </w:rPr>
-        <w:t>"Please check the entry rules."</w:t>
-      </w:r>
-      <w:r>
-        <w:rPr>
-          <w:color w:val="080808"/>
-        </w:rPr>
-        <w:t xml:space="preserve"> Test age 10 with </w:t>
-      </w:r>
-      <w:r>
-        <w:rPr>
-          <w:color w:val="067D17"/>
-          <w:rFonts w:ascii="Consolas" w:hAnsi="Consolas"/>
-        </w:rPr>
-        <w:t>"no"</w:t>
-      </w:r>
-      <w:r>
-        <w:rPr>
-          <w:color w:val="080808"/>
-        </w:rPr>
-        <w:t xml:space="preserve"> for the ticket and </w:t>
-      </w:r>
-      <w:r>
-        <w:rPr>
-          <w:color w:val="067D17"/>
-          <w:rFonts w:ascii="Consolas" w:hAnsi="Consolas"/>
-        </w:rPr>
-        <w:t>"yes"</w:t>
-      </w:r>
-      <w:r>
-        <w:rPr>
-          <w:color w:val="080808"/>
-        </w:rPr>
-        <w:t xml:space="preserve"> for the adult; display </w:t>
-      </w:r>
-      <w:r>
-        <w:rPr>
-          <w:color w:val="067D17"/>
-          <w:rFonts w:ascii="Consolas" w:hAnsi="Consolas"/>
+          <w:rFonts w:ascii="JetBrains Mono" w:hAnsi="JetBrains Mono"/>
+          <w:sz w:val="20"/>
+          <w:szCs w:val="20"/>
         </w:rPr>
         <w:t>"You may enter."</w:t>
       </w:r>
@@ -1628,12 +1586,44 @@
         <w:rPr>
           <w:color w:val="080808"/>
         </w:rPr>
-        <w:t xml:space="preserve">Ask whether the visitor is a member and store the answer in [member]. Ask whether the visitor has a valid pass and store the answer in [valid_pass]. Use the </w:t>
+        <w:t xml:space="preserve">Create a cinema-ticket program that asks for the user's age and whether they are a student. Display </w:t>
+      </w:r>
+      <w:r>
+        <w:rPr>
+          <w:color w:val="067D17"/>
+          <w:rFonts w:ascii="JetBrains Mono" w:hAnsi="JetBrains Mono"/>
+          <w:sz w:val="20"/>
+          <w:szCs w:val="20"/>
+        </w:rPr>
+        <w:t>"Discount price"</w:t>
+      </w:r>
+      <w:r>
+        <w:rPr>
+          <w:color w:val="080808"/>
+        </w:rPr>
+        <w:t xml:space="preserve"> for anyone under 16, or for students aged 25 or under; otherwise display </w:t>
+      </w:r>
+      <w:r>
+        <w:rPr>
+          <w:color w:val="067D17"/>
+          <w:rFonts w:ascii="JetBrains Mono" w:hAnsi="JetBrains Mono"/>
+          <w:sz w:val="20"/>
+          <w:szCs w:val="20"/>
+        </w:rPr>
+        <w:t>"Full price"</w:t>
+      </w:r>
+      <w:r>
+        <w:rPr>
+          <w:color w:val="080808"/>
+        </w:rPr>
+        <w:t xml:space="preserve">. Use the </w:t>
       </w:r>
       <w:r>
         <w:rPr>
           <w:color w:val="1750EB"/>
-          <w:rFonts w:ascii="Consolas" w:hAnsi="Consolas"/>
+          <w:rFonts w:ascii="JetBrains Mono" w:hAnsi="JetBrains Mono"/>
+          <w:sz w:val="20"/>
+          <w:szCs w:val="20"/>
         </w:rPr>
         <w:t>and</w:t>
       </w:r>
@@ -1641,38 +1631,44 @@
         <w:rPr>
           <w:color w:val="080808"/>
         </w:rPr>
-        <w:t xml:space="preserve"> operator in the </w:t>
+        <w:t xml:space="preserve"> operator and the </w:t>
       </w:r>
       <w:r>
         <w:rPr>
           <w:color w:val="1750EB"/>
-          <w:rFonts w:ascii="Consolas" w:hAnsi="Consolas"/>
-        </w:rPr>
-        <w:t>if</w:t>
-      </w:r>
-      <w:r>
-        <w:rPr>
-          <w:color w:val="080808"/>
-        </w:rPr>
-        <w:t xml:space="preserve"> condition so </w:t>
+          <w:rFonts w:ascii="JetBrains Mono" w:hAnsi="JetBrains Mono"/>
+          <w:sz w:val="20"/>
+          <w:szCs w:val="20"/>
+        </w:rPr>
+        <w:t>or</w:t>
+      </w:r>
+      <w:r>
+        <w:rPr>
+          <w:color w:val="080808"/>
+        </w:rPr>
+        <w:t xml:space="preserve"> operator. Test 12 and </w:t>
       </w:r>
       <w:r>
         <w:rPr>
           <w:color w:val="067D17"/>
-          <w:rFonts w:ascii="Consolas" w:hAnsi="Consolas"/>
-        </w:rPr>
-        <w:t>"Club entry allowed."</w:t>
-      </w:r>
-      <w:r>
-        <w:rPr>
-          <w:color w:val="080808"/>
-        </w:rPr>
-        <w:t xml:space="preserve"> is displayed only when both answers are </w:t>
+          <w:rFonts w:ascii="JetBrains Mono" w:hAnsi="JetBrains Mono"/>
+          <w:sz w:val="20"/>
+          <w:szCs w:val="20"/>
+        </w:rPr>
+        <w:t>"no"</w:t>
+      </w:r>
+      <w:r>
+        <w:rPr>
+          <w:color w:val="080808"/>
+        </w:rPr>
+        <w:t xml:space="preserve">, 20 and </w:t>
       </w:r>
       <w:r>
         <w:rPr>
           <w:color w:val="067D17"/>
-          <w:rFonts w:ascii="Consolas" w:hAnsi="Consolas"/>
+          <w:rFonts w:ascii="JetBrains Mono" w:hAnsi="JetBrains Mono"/>
+          <w:sz w:val="20"/>
+          <w:szCs w:val="20"/>
         </w:rPr>
         <w:t>"yes"</w:t>
       </w:r>
@@ -1680,66 +1676,16 @@
         <w:rPr>
           <w:color w:val="080808"/>
         </w:rPr>
-        <w:t xml:space="preserve">; otherwise display </w:t>
+        <w:t xml:space="preserve">, then 30 and </w:t>
       </w:r>
       <w:r>
         <w:rPr>
           <w:color w:val="067D17"/>
-          <w:rFonts w:ascii="Consolas" w:hAnsi="Consolas"/>
-        </w:rPr>
-        <w:t>"Club entry refused."</w:t>
-      </w:r>
-      <w:r>
-        <w:rPr>
-          <w:color w:val="080808"/>
-        </w:rPr>
-        <w:t xml:space="preserve"> Test </w:t>
-      </w:r>
-      <w:r>
-        <w:rPr>
-          <w:color w:val="067D17"/>
-          <w:rFonts w:ascii="Consolas" w:hAnsi="Consolas"/>
+          <w:rFonts w:ascii="JetBrains Mono" w:hAnsi="JetBrains Mono"/>
+          <w:sz w:val="20"/>
+          <w:szCs w:val="20"/>
         </w:rPr>
         <w:t>"yes"</w:t>
-      </w:r>
-      <w:r>
-        <w:rPr>
-          <w:color w:val="080808"/>
-        </w:rPr>
-        <w:t xml:space="preserve"> and </w:t>
-      </w:r>
-      <w:r>
-        <w:rPr>
-          <w:color w:val="067D17"/>
-          <w:rFonts w:ascii="Consolas" w:hAnsi="Consolas"/>
-        </w:rPr>
-        <w:t>"yes"</w:t>
-      </w:r>
-      <w:r>
-        <w:rPr>
-          <w:color w:val="080808"/>
-        </w:rPr>
-        <w:t xml:space="preserve">, then test </w:t>
-      </w:r>
-      <w:r>
-        <w:rPr>
-          <w:color w:val="067D17"/>
-          <w:rFonts w:ascii="Consolas" w:hAnsi="Consolas"/>
-        </w:rPr>
-        <w:t>"yes"</w:t>
-      </w:r>
-      <w:r>
-        <w:rPr>
-          <w:color w:val="080808"/>
-        </w:rPr>
-        <w:t xml:space="preserve"> and </w:t>
-      </w:r>
-      <w:r>
-        <w:rPr>
-          <w:color w:val="067D17"/>
-          <w:rFonts w:ascii="Consolas" w:hAnsi="Consolas"/>
-        </w:rPr>
-        <w:t>"no"</w:t>
       </w:r>
       <w:r>
         <w:rPr>

--- a/Mapped Curriculum Lesson - Supplemental Material/Grade 6/Lesson 06 - Logical Choices/Logical Choices - Worksheet.docx
+++ b/Mapped Curriculum Lesson - Supplemental Material/Grade 6/Lesson 06 - Logical Choices/Logical Choices - Worksheet.docx
@@ -216,72 +216,180 @@
           <w:rFonts w:ascii="JetBrains Mono" w:hAnsi="JetBrains Mono" w:cs="JetBrains Mono"/>
           <w:sz w:val="24"/>
           <w:szCs w:val="24"/>
+          <w:color w:val="C45E00"/>
+        </w:rPr>
+        <w:t>if</w:t>
+      </w:r>
+      <w:r>
+        <w:rPr>
+          <w:rFonts w:ascii="JetBrains Mono" w:hAnsi="JetBrains Mono" w:cs="JetBrains Mono"/>
+          <w:sz w:val="24"/>
+          <w:szCs w:val="24"/>
+          <w:color w:val="080808"/>
+        </w:rPr>
+        <w:t xml:space="preserve"> age </w:t>
+      </w:r>
+      <w:r>
+        <w:rPr>
+          <w:rFonts w:ascii="Consolas" w:hAnsi="Consolas" w:cs="JetBrains Mono"/>
+          <w:sz w:val="24"/>
+          <w:szCs w:val="24"/>
+          <w:color w:val="080808"/>
+        </w:rPr>
+        <w:t>&gt;=</w:t>
+      </w:r>
+      <w:r>
+        <w:rPr>
+          <w:rFonts w:ascii="JetBrains Mono" w:hAnsi="JetBrains Mono" w:cs="JetBrains Mono"/>
+          <w:sz w:val="24"/>
+          <w:szCs w:val="24"/>
+          <w:color w:val="080808"/>
+        </w:rPr>
+        <w:t xml:space="preserve"> 12 </w:t>
+      </w:r>
+      <w:r>
+        <w:rPr>
+          <w:rFonts w:ascii="JetBrains Mono" w:hAnsi="JetBrains Mono" w:cs="JetBrains Mono"/>
+          <w:sz w:val="24"/>
+          <w:szCs w:val="24"/>
+          <w:color w:val="C45E00"/>
+        </w:rPr>
+        <w:t>and</w:t>
+      </w:r>
+      <w:r>
+        <w:rPr>
+          <w:rFonts w:ascii="JetBrains Mono" w:hAnsi="JetBrains Mono" w:cs="JetBrains Mono"/>
+          <w:sz w:val="24"/>
+          <w:szCs w:val="24"/>
+          <w:color w:val="080808"/>
+        </w:rPr>
+        <w:t xml:space="preserve"> (has_ticket </w:t>
+      </w:r>
+      <w:r>
+        <w:rPr>
+          <w:rFonts w:ascii="Consolas" w:hAnsi="Consolas" w:cs="JetBrains Mono"/>
+          <w:sz w:val="24"/>
+          <w:szCs w:val="24"/>
+          <w:color w:val="080808"/>
+        </w:rPr>
+        <w:t>==</w:t>
+      </w:r>
+      <w:r>
+        <w:rPr>
+          <w:rFonts w:ascii="JetBrains Mono" w:hAnsi="JetBrains Mono" w:cs="JetBrains Mono"/>
+          <w:sz w:val="24"/>
+          <w:szCs w:val="24"/>
+          <w:color w:val="080808"/>
+        </w:rPr>
+        <w:t xml:space="preserve"> </w:t>
+      </w:r>
+      <w:r>
+        <w:rPr>
+          <w:rFonts w:ascii="JetBrains Mono" w:hAnsi="JetBrains Mono" w:cs="JetBrains Mono"/>
+          <w:sz w:val="24"/>
+          <w:szCs w:val="24"/>
+          <w:color w:val="067D17"/>
+        </w:rPr>
+        <w:t>"yes"</w:t>
+      </w:r>
+      <w:r>
+        <w:rPr>
+          <w:rFonts w:ascii="JetBrains Mono" w:hAnsi="JetBrains Mono" w:cs="JetBrains Mono"/>
+          <w:sz w:val="24"/>
+          <w:szCs w:val="24"/>
+          <w:color w:val="080808"/>
+        </w:rPr>
+        <w:t xml:space="preserve"> </w:t>
+      </w:r>
+      <w:r>
+        <w:rPr>
+          <w:rFonts w:ascii="JetBrains Mono" w:hAnsi="JetBrains Mono" w:cs="JetBrains Mono"/>
+          <w:sz w:val="24"/>
+          <w:szCs w:val="24"/>
+          <w:color w:val="C45E00"/>
+        </w:rPr>
+        <w:t>or</w:t>
+      </w:r>
+      <w:r>
+        <w:rPr>
+          <w:rFonts w:ascii="JetBrains Mono" w:hAnsi="JetBrains Mono" w:cs="JetBrains Mono"/>
+          <w:sz w:val="24"/>
+          <w:szCs w:val="24"/>
+          <w:color w:val="080808"/>
+        </w:rPr>
+        <w:t xml:space="preserve"> has_adult </w:t>
+      </w:r>
+      <w:r>
+        <w:rPr>
+          <w:rFonts w:ascii="Consolas" w:hAnsi="Consolas" w:cs="JetBrains Mono"/>
+          <w:sz w:val="24"/>
+          <w:szCs w:val="24"/>
+          <w:color w:val="080808"/>
+        </w:rPr>
+        <w:t>==</w:t>
+      </w:r>
+      <w:r>
+        <w:rPr>
+          <w:rFonts w:ascii="JetBrains Mono" w:hAnsi="JetBrains Mono" w:cs="JetBrains Mono"/>
+          <w:sz w:val="24"/>
+          <w:szCs w:val="24"/>
+          <w:color w:val="080808"/>
+        </w:rPr>
+        <w:t xml:space="preserve"> </w:t>
+      </w:r>
+      <w:r>
+        <w:rPr>
+          <w:rFonts w:ascii="JetBrains Mono" w:hAnsi="JetBrains Mono" w:cs="JetBrains Mono"/>
+          <w:sz w:val="24"/>
+          <w:szCs w:val="24"/>
+          <w:color w:val="067D17"/>
+        </w:rPr>
+        <w:t>"yes"</w:t>
+      </w:r>
+      <w:r>
+        <w:rPr>
+          <w:rFonts w:ascii="JetBrains Mono" w:hAnsi="JetBrains Mono" w:cs="JetBrains Mono"/>
+          <w:sz w:val="24"/>
+          <w:szCs w:val="24"/>
+          <w:color w:val="080808"/>
+        </w:rPr>
+        <w:t>):</w:t>
+      </w:r>
+      <w:r>
+        <w:rPr>
+          <w:rFonts w:ascii="JetBrains Mono" w:hAnsi="JetBrains Mono" w:cs="JetBrains Mono"/>
+          <w:sz w:val="24"/>
+          <w:szCs w:val="24"/>
+          <w:color w:val="080808"/>
+        </w:rPr>
+        <w:br/>
+      </w:r>
+      <w:r>
+        <w:rPr>
+          <w:rFonts w:ascii="JetBrains Mono" w:hAnsi="JetBrains Mono" w:cs="JetBrains Mono"/>
+          <w:sz w:val="24"/>
+          <w:szCs w:val="24"/>
+          <w:color w:val="080808"/>
+        </w:rPr>
+        <w:t xml:space="preserve">    </w:t>
+      </w:r>
+      <w:r>
+        <w:rPr>
+          <w:rFonts w:ascii="JetBrains Mono" w:hAnsi="JetBrains Mono" w:cs="JetBrains Mono"/>
+          <w:sz w:val="24"/>
+          <w:szCs w:val="24"/>
           <w:color w:val="1750EB"/>
         </w:rPr>
-        <w:t>if</w:t>
-      </w:r>
-      <w:r>
-        <w:rPr>
-          <w:rFonts w:ascii="JetBrains Mono" w:hAnsi="JetBrains Mono" w:cs="JetBrains Mono"/>
-          <w:sz w:val="24"/>
-          <w:szCs w:val="24"/>
-          <w:color w:val="080808"/>
-        </w:rPr>
-        <w:t xml:space="preserve"> age </w:t>
-      </w:r>
-      <w:r>
-        <w:rPr>
-          <w:rFonts w:ascii="Consolas" w:hAnsi="Consolas" w:cs="JetBrains Mono"/>
-          <w:sz w:val="24"/>
-          <w:szCs w:val="24"/>
-          <w:color w:val="080808"/>
-        </w:rPr>
-        <w:t>&gt;=</w:t>
-      </w:r>
-      <w:r>
-        <w:rPr>
-          <w:rFonts w:ascii="JetBrains Mono" w:hAnsi="JetBrains Mono" w:cs="JetBrains Mono"/>
-          <w:sz w:val="24"/>
-          <w:szCs w:val="24"/>
-          <w:color w:val="080808"/>
-        </w:rPr>
-        <w:t xml:space="preserve"> 12 </w:t>
-      </w:r>
-      <w:r>
-        <w:rPr>
-          <w:rFonts w:ascii="JetBrains Mono" w:hAnsi="JetBrains Mono" w:cs="JetBrains Mono"/>
-          <w:sz w:val="24"/>
-          <w:szCs w:val="24"/>
-          <w:color w:val="1750EB"/>
-        </w:rPr>
-        <w:t>and</w:t>
-      </w:r>
-      <w:r>
-        <w:rPr>
-          <w:rFonts w:ascii="JetBrains Mono" w:hAnsi="JetBrains Mono" w:cs="JetBrains Mono"/>
-          <w:sz w:val="24"/>
-          <w:szCs w:val="24"/>
-          <w:color w:val="080808"/>
-        </w:rPr>
-        <w:t xml:space="preserve"> (has_ticket </w:t>
-      </w:r>
-      <w:r>
-        <w:rPr>
-          <w:rFonts w:ascii="Consolas" w:hAnsi="Consolas" w:cs="JetBrains Mono"/>
-          <w:sz w:val="24"/>
-          <w:szCs w:val="24"/>
-          <w:color w:val="080808"/>
-        </w:rPr>
-        <w:t>==</w:t>
-      </w:r>
-      <w:r>
-        <w:rPr>
-          <w:rFonts w:ascii="JetBrains Mono" w:hAnsi="JetBrains Mono" w:cs="JetBrains Mono"/>
-          <w:sz w:val="24"/>
-          <w:szCs w:val="24"/>
-          <w:color w:val="080808"/>
-        </w:rPr>
-        <w:t xml:space="preserve"> </w:t>
+        <w:t>print</w:t>
+      </w:r>
+      <w:r>
+        <w:rPr>
+          <w:rFonts w:ascii="JetBrains Mono" w:hAnsi="JetBrains Mono" w:cs="JetBrains Mono"/>
+          <w:sz w:val="24"/>
+          <w:szCs w:val="24"/>
+          <w:color w:val="080808"/>
+        </w:rPr>
+        <w:t>(</w:t>
       </w:r>
       <w:r>
         <w:rPr>
@@ -290,70 +398,16 @@
           <w:szCs w:val="24"/>
           <w:color w:val="067D17"/>
         </w:rPr>
-        <w:t>"yes"</w:t>
-      </w:r>
-      <w:r>
-        <w:rPr>
-          <w:rFonts w:ascii="JetBrains Mono" w:hAnsi="JetBrains Mono" w:cs="JetBrains Mono"/>
-          <w:sz w:val="24"/>
-          <w:szCs w:val="24"/>
-          <w:color w:val="080808"/>
-        </w:rPr>
-        <w:t xml:space="preserve"> </w:t>
-      </w:r>
-      <w:r>
-        <w:rPr>
-          <w:rFonts w:ascii="JetBrains Mono" w:hAnsi="JetBrains Mono" w:cs="JetBrains Mono"/>
-          <w:sz w:val="24"/>
-          <w:szCs w:val="24"/>
-          <w:color w:val="1750EB"/>
-        </w:rPr>
-        <w:t>or</w:t>
-      </w:r>
-      <w:r>
-        <w:rPr>
-          <w:rFonts w:ascii="JetBrains Mono" w:hAnsi="JetBrains Mono" w:cs="JetBrains Mono"/>
-          <w:sz w:val="24"/>
-          <w:szCs w:val="24"/>
-          <w:color w:val="080808"/>
-        </w:rPr>
-        <w:t xml:space="preserve"> has_adult </w:t>
-      </w:r>
-      <w:r>
-        <w:rPr>
-          <w:rFonts w:ascii="Consolas" w:hAnsi="Consolas" w:cs="JetBrains Mono"/>
-          <w:sz w:val="24"/>
-          <w:szCs w:val="24"/>
-          <w:color w:val="080808"/>
-        </w:rPr>
-        <w:t>==</w:t>
-      </w:r>
-      <w:r>
-        <w:rPr>
-          <w:rFonts w:ascii="JetBrains Mono" w:hAnsi="JetBrains Mono" w:cs="JetBrains Mono"/>
-          <w:sz w:val="24"/>
-          <w:szCs w:val="24"/>
-          <w:color w:val="080808"/>
-        </w:rPr>
-        <w:t xml:space="preserve"> </w:t>
-      </w:r>
-      <w:r>
-        <w:rPr>
-          <w:rFonts w:ascii="JetBrains Mono" w:hAnsi="JetBrains Mono" w:cs="JetBrains Mono"/>
-          <w:sz w:val="24"/>
-          <w:szCs w:val="24"/>
-          <w:color w:val="067D17"/>
-        </w:rPr>
-        <w:t>"yes"</w:t>
-      </w:r>
-      <w:r>
-        <w:rPr>
-          <w:rFonts w:ascii="JetBrains Mono" w:hAnsi="JetBrains Mono" w:cs="JetBrains Mono"/>
-          <w:sz w:val="24"/>
-          <w:szCs w:val="24"/>
-          <w:color w:val="080808"/>
-        </w:rPr>
-        <w:t>):</w:t>
+        <w:t>"You may enter."</w:t>
+      </w:r>
+      <w:r>
+        <w:rPr>
+          <w:rFonts w:ascii="JetBrains Mono" w:hAnsi="JetBrains Mono" w:cs="JetBrains Mono"/>
+          <w:sz w:val="24"/>
+          <w:szCs w:val="24"/>
+          <w:color w:val="080808"/>
+        </w:rPr>
+        <w:t>)</w:t>
       </w:r>
       <w:r>
         <w:rPr>
@@ -369,61 +423,7 @@
           <w:rFonts w:ascii="JetBrains Mono" w:hAnsi="JetBrains Mono" w:cs="JetBrains Mono"/>
           <w:sz w:val="24"/>
           <w:szCs w:val="24"/>
-          <w:color w:val="080808"/>
-        </w:rPr>
-        <w:t xml:space="preserve">    </w:t>
-      </w:r>
-      <w:r>
-        <w:rPr>
-          <w:rFonts w:ascii="JetBrains Mono" w:hAnsi="JetBrains Mono" w:cs="JetBrains Mono"/>
-          <w:sz w:val="24"/>
-          <w:szCs w:val="24"/>
-          <w:color w:val="1750EB"/>
-        </w:rPr>
-        <w:t>print</w:t>
-      </w:r>
-      <w:r>
-        <w:rPr>
-          <w:rFonts w:ascii="JetBrains Mono" w:hAnsi="JetBrains Mono" w:cs="JetBrains Mono"/>
-          <w:sz w:val="24"/>
-          <w:szCs w:val="24"/>
-          <w:color w:val="080808"/>
-        </w:rPr>
-        <w:t>(</w:t>
-      </w:r>
-      <w:r>
-        <w:rPr>
-          <w:rFonts w:ascii="JetBrains Mono" w:hAnsi="JetBrains Mono" w:cs="JetBrains Mono"/>
-          <w:sz w:val="24"/>
-          <w:szCs w:val="24"/>
-          <w:color w:val="067D17"/>
-        </w:rPr>
-        <w:t>"You may enter."</w:t>
-      </w:r>
-      <w:r>
-        <w:rPr>
-          <w:rFonts w:ascii="JetBrains Mono" w:hAnsi="JetBrains Mono" w:cs="JetBrains Mono"/>
-          <w:sz w:val="24"/>
-          <w:szCs w:val="24"/>
-          <w:color w:val="080808"/>
-        </w:rPr>
-        <w:t>)</w:t>
-      </w:r>
-      <w:r>
-        <w:rPr>
-          <w:rFonts w:ascii="JetBrains Mono" w:hAnsi="JetBrains Mono" w:cs="JetBrains Mono"/>
-          <w:sz w:val="24"/>
-          <w:szCs w:val="24"/>
-          <w:color w:val="080808"/>
-        </w:rPr>
-        <w:br/>
-      </w:r>
-      <w:r>
-        <w:rPr>
-          <w:rFonts w:ascii="JetBrains Mono" w:hAnsi="JetBrains Mono" w:cs="JetBrains Mono"/>
-          <w:sz w:val="24"/>
-          <w:szCs w:val="24"/>
-          <w:color w:val="1750EB"/>
+          <w:color w:val="C45E00"/>
         </w:rPr>
         <w:t>else</w:t>
       </w:r>
@@ -1072,72 +1072,180 @@
           <w:rFonts w:ascii="JetBrains Mono" w:hAnsi="JetBrains Mono" w:cs="JetBrains Mono"/>
           <w:sz w:val="20"/>
           <w:szCs w:val="20"/>
+          <w:color w:val="C45E00"/>
+        </w:rPr>
+        <w:t>if</w:t>
+      </w:r>
+      <w:r>
+        <w:rPr>
+          <w:rFonts w:ascii="JetBrains Mono" w:hAnsi="JetBrains Mono" w:cs="JetBrains Mono"/>
+          <w:sz w:val="20"/>
+          <w:szCs w:val="20"/>
+          <w:color w:val="080808"/>
+        </w:rPr>
+        <w:t xml:space="preserve"> age </w:t>
+      </w:r>
+      <w:r>
+        <w:rPr>
+          <w:rFonts w:ascii="Consolas" w:hAnsi="Consolas" w:cs="JetBrains Mono"/>
+          <w:sz w:val="20"/>
+          <w:szCs w:val="20"/>
+          <w:color w:val="080808"/>
+        </w:rPr>
+        <w:t>&gt;=</w:t>
+      </w:r>
+      <w:r>
+        <w:rPr>
+          <w:rFonts w:ascii="JetBrains Mono" w:hAnsi="JetBrains Mono" w:cs="JetBrains Mono"/>
+          <w:sz w:val="20"/>
+          <w:szCs w:val="20"/>
+          <w:color w:val="080808"/>
+        </w:rPr>
+        <w:t xml:space="preserve"> 12 </w:t>
+      </w:r>
+      <w:r>
+        <w:rPr>
+          <w:rFonts w:ascii="JetBrains Mono" w:hAnsi="JetBrains Mono" w:cs="JetBrains Mono"/>
+          <w:sz w:val="20"/>
+          <w:szCs w:val="20"/>
+          <w:color w:val="C45E00"/>
+        </w:rPr>
+        <w:t>and</w:t>
+      </w:r>
+      <w:r>
+        <w:rPr>
+          <w:rFonts w:ascii="JetBrains Mono" w:hAnsi="JetBrains Mono" w:cs="JetBrains Mono"/>
+          <w:sz w:val="20"/>
+          <w:szCs w:val="20"/>
+          <w:color w:val="080808"/>
+        </w:rPr>
+        <w:t xml:space="preserve"> (has_ticket </w:t>
+      </w:r>
+      <w:r>
+        <w:rPr>
+          <w:rFonts w:ascii="Consolas" w:hAnsi="Consolas" w:cs="JetBrains Mono"/>
+          <w:sz w:val="20"/>
+          <w:szCs w:val="20"/>
+          <w:color w:val="080808"/>
+        </w:rPr>
+        <w:t>==</w:t>
+      </w:r>
+      <w:r>
+        <w:rPr>
+          <w:rFonts w:ascii="JetBrains Mono" w:hAnsi="JetBrains Mono" w:cs="JetBrains Mono"/>
+          <w:sz w:val="20"/>
+          <w:szCs w:val="20"/>
+          <w:color w:val="080808"/>
+        </w:rPr>
+        <w:t xml:space="preserve"> </w:t>
+      </w:r>
+      <w:r>
+        <w:rPr>
+          <w:rFonts w:ascii="JetBrains Mono" w:hAnsi="JetBrains Mono" w:cs="JetBrains Mono"/>
+          <w:sz w:val="20"/>
+          <w:szCs w:val="20"/>
+          <w:color w:val="067D17"/>
+        </w:rPr>
+        <w:t>"yes"</w:t>
+      </w:r>
+      <w:r>
+        <w:rPr>
+          <w:rFonts w:ascii="JetBrains Mono" w:hAnsi="JetBrains Mono" w:cs="JetBrains Mono"/>
+          <w:sz w:val="20"/>
+          <w:szCs w:val="20"/>
+          <w:color w:val="080808"/>
+        </w:rPr>
+        <w:t xml:space="preserve"> </w:t>
+      </w:r>
+      <w:r>
+        <w:rPr>
+          <w:rFonts w:ascii="JetBrains Mono" w:hAnsi="JetBrains Mono" w:cs="JetBrains Mono"/>
+          <w:sz w:val="20"/>
+          <w:szCs w:val="20"/>
+          <w:color w:val="C45E00"/>
+        </w:rPr>
+        <w:t>or</w:t>
+      </w:r>
+      <w:r>
+        <w:rPr>
+          <w:rFonts w:ascii="JetBrains Mono" w:hAnsi="JetBrains Mono" w:cs="JetBrains Mono"/>
+          <w:sz w:val="20"/>
+          <w:szCs w:val="20"/>
+          <w:color w:val="080808"/>
+        </w:rPr>
+        <w:t xml:space="preserve"> has_adult </w:t>
+      </w:r>
+      <w:r>
+        <w:rPr>
+          <w:rFonts w:ascii="Consolas" w:hAnsi="Consolas" w:cs="JetBrains Mono"/>
+          <w:sz w:val="20"/>
+          <w:szCs w:val="20"/>
+          <w:color w:val="080808"/>
+        </w:rPr>
+        <w:t>==</w:t>
+      </w:r>
+      <w:r>
+        <w:rPr>
+          <w:rFonts w:ascii="JetBrains Mono" w:hAnsi="JetBrains Mono" w:cs="JetBrains Mono"/>
+          <w:sz w:val="20"/>
+          <w:szCs w:val="20"/>
+          <w:color w:val="080808"/>
+        </w:rPr>
+        <w:t xml:space="preserve"> </w:t>
+      </w:r>
+      <w:r>
+        <w:rPr>
+          <w:rFonts w:ascii="JetBrains Mono" w:hAnsi="JetBrains Mono" w:cs="JetBrains Mono"/>
+          <w:sz w:val="20"/>
+          <w:szCs w:val="20"/>
+          <w:color w:val="067D17"/>
+        </w:rPr>
+        <w:t>"yes"</w:t>
+      </w:r>
+      <w:r>
+        <w:rPr>
+          <w:rFonts w:ascii="JetBrains Mono" w:hAnsi="JetBrains Mono" w:cs="JetBrains Mono"/>
+          <w:sz w:val="20"/>
+          <w:szCs w:val="20"/>
+          <w:color w:val="080808"/>
+        </w:rPr>
+        <w:t>):</w:t>
+      </w:r>
+      <w:r>
+        <w:rPr>
+          <w:rFonts w:ascii="JetBrains Mono" w:hAnsi="JetBrains Mono" w:cs="JetBrains Mono"/>
+          <w:sz w:val="20"/>
+          <w:szCs w:val="20"/>
+          <w:color w:val="080808"/>
+        </w:rPr>
+        <w:br/>
+      </w:r>
+      <w:r>
+        <w:rPr>
+          <w:rFonts w:ascii="JetBrains Mono" w:hAnsi="JetBrains Mono" w:cs="JetBrains Mono"/>
+          <w:sz w:val="20"/>
+          <w:szCs w:val="20"/>
+          <w:color w:val="080808"/>
+        </w:rPr>
+        <w:t xml:space="preserve">    </w:t>
+      </w:r>
+      <w:r>
+        <w:rPr>
+          <w:rFonts w:ascii="JetBrains Mono" w:hAnsi="JetBrains Mono" w:cs="JetBrains Mono"/>
+          <w:sz w:val="20"/>
+          <w:szCs w:val="20"/>
           <w:color w:val="1750EB"/>
         </w:rPr>
-        <w:t>if</w:t>
-      </w:r>
-      <w:r>
-        <w:rPr>
-          <w:rFonts w:ascii="JetBrains Mono" w:hAnsi="JetBrains Mono" w:cs="JetBrains Mono"/>
-          <w:sz w:val="20"/>
-          <w:szCs w:val="20"/>
-          <w:color w:val="080808"/>
-        </w:rPr>
-        <w:t xml:space="preserve"> age </w:t>
-      </w:r>
-      <w:r>
-        <w:rPr>
-          <w:rFonts w:ascii="Consolas" w:hAnsi="Consolas" w:cs="JetBrains Mono"/>
-          <w:sz w:val="20"/>
-          <w:szCs w:val="20"/>
-          <w:color w:val="080808"/>
-        </w:rPr>
-        <w:t>&gt;=</w:t>
-      </w:r>
-      <w:r>
-        <w:rPr>
-          <w:rFonts w:ascii="JetBrains Mono" w:hAnsi="JetBrains Mono" w:cs="JetBrains Mono"/>
-          <w:sz w:val="20"/>
-          <w:szCs w:val="20"/>
-          <w:color w:val="080808"/>
-        </w:rPr>
-        <w:t xml:space="preserve"> 12 </w:t>
-      </w:r>
-      <w:r>
-        <w:rPr>
-          <w:rFonts w:ascii="JetBrains Mono" w:hAnsi="JetBrains Mono" w:cs="JetBrains Mono"/>
-          <w:sz w:val="20"/>
-          <w:szCs w:val="20"/>
-          <w:color w:val="1750EB"/>
-        </w:rPr>
-        <w:t>and</w:t>
-      </w:r>
-      <w:r>
-        <w:rPr>
-          <w:rFonts w:ascii="JetBrains Mono" w:hAnsi="JetBrains Mono" w:cs="JetBrains Mono"/>
-          <w:sz w:val="20"/>
-          <w:szCs w:val="20"/>
-          <w:color w:val="080808"/>
-        </w:rPr>
-        <w:t xml:space="preserve"> (has_ticket </w:t>
-      </w:r>
-      <w:r>
-        <w:rPr>
-          <w:rFonts w:ascii="Consolas" w:hAnsi="Consolas" w:cs="JetBrains Mono"/>
-          <w:sz w:val="20"/>
-          <w:szCs w:val="20"/>
-          <w:color w:val="080808"/>
-        </w:rPr>
-        <w:t>==</w:t>
-      </w:r>
-      <w:r>
-        <w:rPr>
-          <w:rFonts w:ascii="JetBrains Mono" w:hAnsi="JetBrains Mono" w:cs="JetBrains Mono"/>
-          <w:sz w:val="20"/>
-          <w:szCs w:val="20"/>
-          <w:color w:val="080808"/>
-        </w:rPr>
-        <w:t xml:space="preserve"> </w:t>
+        <w:t>print</w:t>
+      </w:r>
+      <w:r>
+        <w:rPr>
+          <w:rFonts w:ascii="JetBrains Mono" w:hAnsi="JetBrains Mono" w:cs="JetBrains Mono"/>
+          <w:sz w:val="20"/>
+          <w:szCs w:val="20"/>
+          <w:color w:val="080808"/>
+        </w:rPr>
+        <w:t>(</w:t>
       </w:r>
       <w:r>
         <w:rPr>
@@ -1146,70 +1254,16 @@
           <w:szCs w:val="20"/>
           <w:color w:val="067D17"/>
         </w:rPr>
-        <w:t>"yes"</w:t>
-      </w:r>
-      <w:r>
-        <w:rPr>
-          <w:rFonts w:ascii="JetBrains Mono" w:hAnsi="JetBrains Mono" w:cs="JetBrains Mono"/>
-          <w:sz w:val="20"/>
-          <w:szCs w:val="20"/>
-          <w:color w:val="080808"/>
-        </w:rPr>
-        <w:t xml:space="preserve"> </w:t>
-      </w:r>
-      <w:r>
-        <w:rPr>
-          <w:rFonts w:ascii="JetBrains Mono" w:hAnsi="JetBrains Mono" w:cs="JetBrains Mono"/>
-          <w:sz w:val="20"/>
-          <w:szCs w:val="20"/>
-          <w:color w:val="1750EB"/>
-        </w:rPr>
-        <w:t>or</w:t>
-      </w:r>
-      <w:r>
-        <w:rPr>
-          <w:rFonts w:ascii="JetBrains Mono" w:hAnsi="JetBrains Mono" w:cs="JetBrains Mono"/>
-          <w:sz w:val="20"/>
-          <w:szCs w:val="20"/>
-          <w:color w:val="080808"/>
-        </w:rPr>
-        <w:t xml:space="preserve"> has_adult </w:t>
-      </w:r>
-      <w:r>
-        <w:rPr>
-          <w:rFonts w:ascii="Consolas" w:hAnsi="Consolas" w:cs="JetBrains Mono"/>
-          <w:sz w:val="20"/>
-          <w:szCs w:val="20"/>
-          <w:color w:val="080808"/>
-        </w:rPr>
-        <w:t>==</w:t>
-      </w:r>
-      <w:r>
-        <w:rPr>
-          <w:rFonts w:ascii="JetBrains Mono" w:hAnsi="JetBrains Mono" w:cs="JetBrains Mono"/>
-          <w:sz w:val="20"/>
-          <w:szCs w:val="20"/>
-          <w:color w:val="080808"/>
-        </w:rPr>
-        <w:t xml:space="preserve"> </w:t>
-      </w:r>
-      <w:r>
-        <w:rPr>
-          <w:rFonts w:ascii="JetBrains Mono" w:hAnsi="JetBrains Mono" w:cs="JetBrains Mono"/>
-          <w:sz w:val="20"/>
-          <w:szCs w:val="20"/>
-          <w:color w:val="067D17"/>
-        </w:rPr>
-        <w:t>"yes"</w:t>
-      </w:r>
-      <w:r>
-        <w:rPr>
-          <w:rFonts w:ascii="JetBrains Mono" w:hAnsi="JetBrains Mono" w:cs="JetBrains Mono"/>
-          <w:sz w:val="20"/>
-          <w:szCs w:val="20"/>
-          <w:color w:val="080808"/>
-        </w:rPr>
-        <w:t>):</w:t>
+        <w:t>"You may enter."</w:t>
+      </w:r>
+      <w:r>
+        <w:rPr>
+          <w:rFonts w:ascii="JetBrains Mono" w:hAnsi="JetBrains Mono" w:cs="JetBrains Mono"/>
+          <w:sz w:val="20"/>
+          <w:szCs w:val="20"/>
+          <w:color w:val="080808"/>
+        </w:rPr>
+        <w:t>)</w:t>
       </w:r>
       <w:r>
         <w:rPr>
@@ -1225,61 +1279,7 @@
           <w:rFonts w:ascii="JetBrains Mono" w:hAnsi="JetBrains Mono" w:cs="JetBrains Mono"/>
           <w:sz w:val="20"/>
           <w:szCs w:val="20"/>
-          <w:color w:val="080808"/>
-        </w:rPr>
-        <w:t xml:space="preserve">    </w:t>
-      </w:r>
-      <w:r>
-        <w:rPr>
-          <w:rFonts w:ascii="JetBrains Mono" w:hAnsi="JetBrains Mono" w:cs="JetBrains Mono"/>
-          <w:sz w:val="20"/>
-          <w:szCs w:val="20"/>
-          <w:color w:val="1750EB"/>
-        </w:rPr>
-        <w:t>print</w:t>
-      </w:r>
-      <w:r>
-        <w:rPr>
-          <w:rFonts w:ascii="JetBrains Mono" w:hAnsi="JetBrains Mono" w:cs="JetBrains Mono"/>
-          <w:sz w:val="20"/>
-          <w:szCs w:val="20"/>
-          <w:color w:val="080808"/>
-        </w:rPr>
-        <w:t>(</w:t>
-      </w:r>
-      <w:r>
-        <w:rPr>
-          <w:rFonts w:ascii="JetBrains Mono" w:hAnsi="JetBrains Mono" w:cs="JetBrains Mono"/>
-          <w:sz w:val="20"/>
-          <w:szCs w:val="20"/>
-          <w:color w:val="067D17"/>
-        </w:rPr>
-        <w:t>"You may enter."</w:t>
-      </w:r>
-      <w:r>
-        <w:rPr>
-          <w:rFonts w:ascii="JetBrains Mono" w:hAnsi="JetBrains Mono" w:cs="JetBrains Mono"/>
-          <w:sz w:val="20"/>
-          <w:szCs w:val="20"/>
-          <w:color w:val="080808"/>
-        </w:rPr>
-        <w:t>)</w:t>
-      </w:r>
-      <w:r>
-        <w:rPr>
-          <w:rFonts w:ascii="JetBrains Mono" w:hAnsi="JetBrains Mono" w:cs="JetBrains Mono"/>
-          <w:sz w:val="20"/>
-          <w:szCs w:val="20"/>
-          <w:color w:val="080808"/>
-        </w:rPr>
-        <w:br/>
-      </w:r>
-      <w:r>
-        <w:rPr>
-          <w:rFonts w:ascii="JetBrains Mono" w:hAnsi="JetBrains Mono" w:cs="JetBrains Mono"/>
-          <w:sz w:val="20"/>
-          <w:szCs w:val="20"/>
-          <w:color w:val="1750EB"/>
+          <w:color w:val="C45E00"/>
         </w:rPr>
         <w:t>else</w:t>
       </w:r>
@@ -1404,7 +1404,7 @@
       </w:r>
       <w:r>
         <w:rPr>
-          <w:color w:val="1750EB"/>
+          <w:color w:val="C45E00"/>
           <w:rFonts w:ascii="JetBrains Mono" w:hAnsi="JetBrains Mono"/>
           <w:sz w:val="20"/>
           <w:szCs w:val="20"/>
@@ -1524,7 +1524,7 @@
       </w:r>
       <w:r>
         <w:rPr>
-          <w:color w:val="1750EB"/>
+          <w:color w:val="C45E00"/>
           <w:rFonts w:ascii="JetBrains Mono" w:hAnsi="JetBrains Mono"/>
           <w:sz w:val="20"/>
           <w:szCs w:val="20"/>
@@ -1539,7 +1539,7 @@
       </w:r>
       <w:r>
         <w:rPr>
-          <w:color w:val="1750EB"/>
+          <w:color w:val="C45E00"/>
           <w:rFonts w:ascii="JetBrains Mono" w:hAnsi="JetBrains Mono"/>
           <w:sz w:val="20"/>
           <w:szCs w:val="20"/>
@@ -1620,7 +1620,7 @@
       </w:r>
       <w:r>
         <w:rPr>
-          <w:color w:val="1750EB"/>
+          <w:color w:val="C45E00"/>
           <w:rFonts w:ascii="JetBrains Mono" w:hAnsi="JetBrains Mono"/>
           <w:sz w:val="20"/>
           <w:szCs w:val="20"/>
@@ -1635,7 +1635,7 @@
       </w:r>
       <w:r>
         <w:rPr>
-          <w:color w:val="1750EB"/>
+          <w:color w:val="C45E00"/>
           <w:rFonts w:ascii="JetBrains Mono" w:hAnsi="JetBrains Mono"/>
           <w:sz w:val="20"/>
           <w:szCs w:val="20"/>

--- a/Mapped Curriculum Lesson - Supplemental Material/Grade 6/Lesson 06 - Logical Choices/Logical Choices - Worksheet.docx
+++ b/Mapped Curriculum Lesson - Supplemental Material/Grade 6/Lesson 06 - Logical Choices/Logical Choices - Worksheet.docx
@@ -2005,9 +2005,189 @@
           <w:kern w:val="0"/>
           <w:szCs w:val="24"/>
           <w14:ligatures w14:val="none"/>
+          <w:color w:val="C45E00"/>
+        </w:rPr>
+        <w:t>if</w:t>
+      </w:r>
+      <w:r>
+        <w:rPr>
+          <w:rFonts w:ascii="JetBrains Mono" w:hAnsi="JetBrains Mono" w:eastAsia="Times New Roman" w:cs="JetBrains Mono"/>
+          <w:kern w:val="0"/>
+          <w:szCs w:val="24"/>
+          <w14:ligatures w14:val="none"/>
+          <w:color w:val="080808"/>
+        </w:rPr>
+        <w:t xml:space="preserve"> age </w:t>
+      </w:r>
+      <w:r>
+        <w:rPr>
+          <w:rFonts w:ascii="Consolas" w:hAnsi="Consolas" w:eastAsia="Times New Roman" w:cs="JetBrains Mono"/>
+          <w:kern w:val="0"/>
+          <w:szCs w:val="24"/>
+          <w14:ligatures w14:val="none"/>
+          <w:color w:val="080808"/>
+        </w:rPr>
+        <w:t>&gt;=</w:t>
+      </w:r>
+      <w:r>
+        <w:rPr>
+          <w:rFonts w:ascii="JetBrains Mono" w:hAnsi="JetBrains Mono" w:eastAsia="Times New Roman" w:cs="JetBrains Mono"/>
+          <w:kern w:val="0"/>
+          <w:szCs w:val="24"/>
+          <w14:ligatures w14:val="none"/>
+          <w:color w:val="080808"/>
+        </w:rPr>
+        <w:t xml:space="preserve"> 12 </w:t>
+      </w:r>
+      <w:r>
+        <w:rPr>
+          <w:rFonts w:ascii="JetBrains Mono" w:hAnsi="JetBrains Mono" w:eastAsia="Times New Roman" w:cs="JetBrains Mono"/>
+          <w:kern w:val="0"/>
+          <w:szCs w:val="24"/>
+          <w14:ligatures w14:val="none"/>
+          <w:color w:val="C45E00"/>
+        </w:rPr>
+        <w:t>and</w:t>
+      </w:r>
+      <w:r>
+        <w:rPr>
+          <w:rFonts w:ascii="JetBrains Mono" w:hAnsi="JetBrains Mono" w:eastAsia="Times New Roman" w:cs="JetBrains Mono"/>
+          <w:kern w:val="0"/>
+          <w:szCs w:val="24"/>
+          <w14:ligatures w14:val="none"/>
+          <w:color w:val="080808"/>
+        </w:rPr>
+        <w:t xml:space="preserve"> (has_ticket </w:t>
+      </w:r>
+      <w:r>
+        <w:rPr>
+          <w:rFonts w:ascii="Consolas" w:hAnsi="Consolas" w:eastAsia="Times New Roman" w:cs="JetBrains Mono"/>
+          <w:kern w:val="0"/>
+          <w:szCs w:val="24"/>
+          <w14:ligatures w14:val="none"/>
+          <w:color w:val="080808"/>
+        </w:rPr>
+        <w:t>==</w:t>
+      </w:r>
+      <w:r>
+        <w:rPr>
+          <w:rFonts w:ascii="JetBrains Mono" w:hAnsi="JetBrains Mono" w:eastAsia="Times New Roman" w:cs="JetBrains Mono"/>
+          <w:kern w:val="0"/>
+          <w:szCs w:val="24"/>
+          <w14:ligatures w14:val="none"/>
+          <w:color w:val="080808"/>
+        </w:rPr>
+        <w:t xml:space="preserve"> </w:t>
+      </w:r>
+      <w:r>
+        <w:rPr>
+          <w:rFonts w:ascii="JetBrains Mono" w:hAnsi="JetBrains Mono" w:eastAsia="Times New Roman" w:cs="JetBrains Mono"/>
+          <w:kern w:val="0"/>
+          <w:szCs w:val="24"/>
+          <w14:ligatures w14:val="none"/>
+          <w:color w:val="067D17"/>
+        </w:rPr>
+        <w:t>"yes"</w:t>
+      </w:r>
+      <w:r>
+        <w:rPr>
+          <w:rFonts w:ascii="JetBrains Mono" w:hAnsi="JetBrains Mono" w:eastAsia="Times New Roman" w:cs="JetBrains Mono"/>
+          <w:kern w:val="0"/>
+          <w:szCs w:val="24"/>
+          <w14:ligatures w14:val="none"/>
+          <w:color w:val="080808"/>
+        </w:rPr>
+        <w:t xml:space="preserve"> </w:t>
+      </w:r>
+      <w:r>
+        <w:rPr>
+          <w:rFonts w:ascii="JetBrains Mono" w:hAnsi="JetBrains Mono" w:eastAsia="Times New Roman" w:cs="JetBrains Mono"/>
+          <w:kern w:val="0"/>
+          <w:szCs w:val="24"/>
+          <w14:ligatures w14:val="none"/>
+          <w:color w:val="C45E00"/>
+        </w:rPr>
+        <w:t>or</w:t>
+      </w:r>
+      <w:r>
+        <w:rPr>
+          <w:rFonts w:ascii="JetBrains Mono" w:hAnsi="JetBrains Mono" w:eastAsia="Times New Roman" w:cs="JetBrains Mono"/>
+          <w:kern w:val="0"/>
+          <w:szCs w:val="24"/>
+          <w14:ligatures w14:val="none"/>
+          <w:color w:val="080808"/>
+        </w:rPr>
+        <w:t xml:space="preserve"> has_adults </w:t>
+      </w:r>
+      <w:r>
+        <w:rPr>
+          <w:rFonts w:ascii="Consolas" w:hAnsi="Consolas" w:eastAsia="Times New Roman" w:cs="JetBrains Mono"/>
+          <w:kern w:val="0"/>
+          <w:szCs w:val="24"/>
+          <w14:ligatures w14:val="none"/>
+          <w:color w:val="080808"/>
+        </w:rPr>
+        <w:t>==</w:t>
+      </w:r>
+      <w:r>
+        <w:rPr>
+          <w:rFonts w:ascii="JetBrains Mono" w:hAnsi="JetBrains Mono" w:eastAsia="Times New Roman" w:cs="JetBrains Mono"/>
+          <w:kern w:val="0"/>
+          <w:szCs w:val="24"/>
+          <w14:ligatures w14:val="none"/>
+          <w:color w:val="080808"/>
+        </w:rPr>
+        <w:t xml:space="preserve"> </w:t>
+      </w:r>
+      <w:r>
+        <w:rPr>
+          <w:rFonts w:ascii="JetBrains Mono" w:hAnsi="JetBrains Mono" w:eastAsia="Times New Roman" w:cs="JetBrains Mono"/>
+          <w:kern w:val="0"/>
+          <w:szCs w:val="24"/>
+          <w14:ligatures w14:val="none"/>
+          <w:color w:val="067D17"/>
+        </w:rPr>
+        <w:t>"yes"</w:t>
+      </w:r>
+      <w:r>
+        <w:rPr>
+          <w:rFonts w:ascii="JetBrains Mono" w:hAnsi="JetBrains Mono" w:eastAsia="Times New Roman" w:cs="JetBrains Mono"/>
+          <w:kern w:val="0"/>
+          <w:szCs w:val="24"/>
+          <w14:ligatures w14:val="none"/>
+          <w:color w:val="080808"/>
+        </w:rPr>
+        <w:t>):</w:t>
+      </w:r>
+      <w:r>
+        <w:rPr>
+          <w:rFonts w:ascii="JetBrains Mono" w:hAnsi="JetBrains Mono" w:eastAsia="Times New Roman" w:cs="JetBrains Mono"/>
+          <w:kern w:val="0"/>
+          <w:szCs w:val="24"/>
+          <w14:ligatures w14:val="none"/>
+          <w:color w:val="080808"/>
+        </w:rPr>
+        <w:br/>
+      </w:r>
+      <w:r>
+        <w:rPr>
+          <w:rFonts w:ascii="JetBrains Mono" w:hAnsi="JetBrains Mono" w:eastAsia="Times New Roman" w:cs="JetBrains Mono"/>
+          <w:kern w:val="0"/>
+          <w:szCs w:val="24"/>
+          <w14:ligatures w14:val="none"/>
+          <w:color w:val="080808"/>
+        </w:rPr>
+        <w:t xml:space="preserve">    </w:t>
+      </w:r>
+      <w:r>
+        <w:rPr>
+          <w:rFonts w:ascii="JetBrains Mono" w:hAnsi="JetBrains Mono" w:eastAsia="Times New Roman" w:cs="JetBrains Mono"/>
+          <w:kern w:val="0"/>
+          <w:szCs w:val="24"/>
+          <w14:ligatures w14:val="none"/>
           <w:color w:val="1750EB"/>
         </w:rPr>
-        <w:t>if</w:t>
+        <w:t>print</w:t>
       </w:r>
       <w:r>
         <w:rPr>
@@ -2017,17 +2197,7 @@
           <w14:ligatures w14:val="none"/>
           <w:color w:val="080808"/>
         </w:rPr>
-        <w:t xml:space="preserve"> age </w:t>
-      </w:r>
-      <w:r>
-        <w:rPr>
-          <w:rFonts w:ascii="Consolas" w:hAnsi="Consolas" w:eastAsia="Times New Roman" w:cs="JetBrains Mono"/>
-          <w:kern w:val="0"/>
-          <w:szCs w:val="24"/>
-          <w14:ligatures w14:val="none"/>
-          <w:color w:val="080808"/>
-        </w:rPr>
-        <w:t>&gt;=</w:t>
+        <w:t>(</w:t>
       </w:r>
       <w:r>
         <w:rPr>
@@ -2035,9 +2205,9 @@
           <w:kern w:val="0"/>
           <w:szCs w:val="24"/>
           <w14:ligatures w14:val="none"/>
-          <w:color w:val="080808"/>
-        </w:rPr>
-        <w:t xml:space="preserve"> 12 </w:t>
+          <w:color w:val="067D17"/>
+        </w:rPr>
+        <w:t>"You may enter."</w:t>
       </w:r>
       <w:r>
         <w:rPr>
@@ -2045,9 +2215,9 @@
           <w:kern w:val="0"/>
           <w:szCs w:val="24"/>
           <w14:ligatures w14:val="none"/>
-          <w:color w:val="1750EB"/>
-        </w:rPr>
-        <w:t>and</w:t>
+          <w:color w:val="080808"/>
+        </w:rPr>
+        <w:t>)</w:t>
       </w:r>
       <w:r>
         <w:rPr>
@@ -2057,17 +2227,7 @@
           <w14:ligatures w14:val="none"/>
           <w:color w:val="080808"/>
         </w:rPr>
-        <w:t xml:space="preserve"> (has_ticket </w:t>
-      </w:r>
-      <w:r>
-        <w:rPr>
-          <w:rFonts w:ascii="Consolas" w:hAnsi="Consolas" w:eastAsia="Times New Roman" w:cs="JetBrains Mono"/>
-          <w:kern w:val="0"/>
-          <w:szCs w:val="24"/>
-          <w14:ligatures w14:val="none"/>
-          <w:color w:val="080808"/>
-        </w:rPr>
-        <w:t>==</w:t>
+        <w:br/>
       </w:r>
       <w:r>
         <w:rPr>
@@ -2075,167 +2235,7 @@
           <w:kern w:val="0"/>
           <w:szCs w:val="24"/>
           <w14:ligatures w14:val="none"/>
-          <w:color w:val="080808"/>
-        </w:rPr>
-        <w:t xml:space="preserve"> </w:t>
-      </w:r>
-      <w:r>
-        <w:rPr>
-          <w:rFonts w:ascii="JetBrains Mono" w:hAnsi="JetBrains Mono" w:eastAsia="Times New Roman" w:cs="JetBrains Mono"/>
-          <w:kern w:val="0"/>
-          <w:szCs w:val="24"/>
-          <w14:ligatures w14:val="none"/>
-          <w:color w:val="067D17"/>
-        </w:rPr>
-        <w:t>"yes"</w:t>
-      </w:r>
-      <w:r>
-        <w:rPr>
-          <w:rFonts w:ascii="JetBrains Mono" w:hAnsi="JetBrains Mono" w:eastAsia="Times New Roman" w:cs="JetBrains Mono"/>
-          <w:kern w:val="0"/>
-          <w:szCs w:val="24"/>
-          <w14:ligatures w14:val="none"/>
-          <w:color w:val="080808"/>
-        </w:rPr>
-        <w:t xml:space="preserve"> </w:t>
-      </w:r>
-      <w:r>
-        <w:rPr>
-          <w:rFonts w:ascii="JetBrains Mono" w:hAnsi="JetBrains Mono" w:eastAsia="Times New Roman" w:cs="JetBrains Mono"/>
-          <w:kern w:val="0"/>
-          <w:szCs w:val="24"/>
-          <w14:ligatures w14:val="none"/>
-          <w:color w:val="1750EB"/>
-        </w:rPr>
-        <w:t>or</w:t>
-      </w:r>
-      <w:r>
-        <w:rPr>
-          <w:rFonts w:ascii="JetBrains Mono" w:hAnsi="JetBrains Mono" w:eastAsia="Times New Roman" w:cs="JetBrains Mono"/>
-          <w:kern w:val="0"/>
-          <w:szCs w:val="24"/>
-          <w14:ligatures w14:val="none"/>
-          <w:color w:val="080808"/>
-        </w:rPr>
-        <w:t xml:space="preserve"> has_adults </w:t>
-      </w:r>
-      <w:r>
-        <w:rPr>
-          <w:rFonts w:ascii="Consolas" w:hAnsi="Consolas" w:eastAsia="Times New Roman" w:cs="JetBrains Mono"/>
-          <w:kern w:val="0"/>
-          <w:szCs w:val="24"/>
-          <w14:ligatures w14:val="none"/>
-          <w:color w:val="080808"/>
-        </w:rPr>
-        <w:t>==</w:t>
-      </w:r>
-      <w:r>
-        <w:rPr>
-          <w:rFonts w:ascii="JetBrains Mono" w:hAnsi="JetBrains Mono" w:eastAsia="Times New Roman" w:cs="JetBrains Mono"/>
-          <w:kern w:val="0"/>
-          <w:szCs w:val="24"/>
-          <w14:ligatures w14:val="none"/>
-          <w:color w:val="080808"/>
-        </w:rPr>
-        <w:t xml:space="preserve"> </w:t>
-      </w:r>
-      <w:r>
-        <w:rPr>
-          <w:rFonts w:ascii="JetBrains Mono" w:hAnsi="JetBrains Mono" w:eastAsia="Times New Roman" w:cs="JetBrains Mono"/>
-          <w:kern w:val="0"/>
-          <w:szCs w:val="24"/>
-          <w14:ligatures w14:val="none"/>
-          <w:color w:val="067D17"/>
-        </w:rPr>
-        <w:t>"yes"</w:t>
-      </w:r>
-      <w:r>
-        <w:rPr>
-          <w:rFonts w:ascii="JetBrains Mono" w:hAnsi="JetBrains Mono" w:eastAsia="Times New Roman" w:cs="JetBrains Mono"/>
-          <w:kern w:val="0"/>
-          <w:szCs w:val="24"/>
-          <w14:ligatures w14:val="none"/>
-          <w:color w:val="080808"/>
-        </w:rPr>
-        <w:t>):</w:t>
-      </w:r>
-      <w:r>
-        <w:rPr>
-          <w:rFonts w:ascii="JetBrains Mono" w:hAnsi="JetBrains Mono" w:eastAsia="Times New Roman" w:cs="JetBrains Mono"/>
-          <w:kern w:val="0"/>
-          <w:szCs w:val="24"/>
-          <w14:ligatures w14:val="none"/>
-          <w:color w:val="080808"/>
-        </w:rPr>
-        <w:br/>
-      </w:r>
-      <w:r>
-        <w:rPr>
-          <w:rFonts w:ascii="JetBrains Mono" w:hAnsi="JetBrains Mono" w:eastAsia="Times New Roman" w:cs="JetBrains Mono"/>
-          <w:kern w:val="0"/>
-          <w:szCs w:val="24"/>
-          <w14:ligatures w14:val="none"/>
-          <w:color w:val="080808"/>
-        </w:rPr>
-        <w:t xml:space="preserve">    </w:t>
-      </w:r>
-      <w:r>
-        <w:rPr>
-          <w:rFonts w:ascii="JetBrains Mono" w:hAnsi="JetBrains Mono" w:eastAsia="Times New Roman" w:cs="JetBrains Mono"/>
-          <w:kern w:val="0"/>
-          <w:szCs w:val="24"/>
-          <w14:ligatures w14:val="none"/>
-          <w:color w:val="1750EB"/>
-        </w:rPr>
-        <w:t>print</w:t>
-      </w:r>
-      <w:r>
-        <w:rPr>
-          <w:rFonts w:ascii="JetBrains Mono" w:hAnsi="JetBrains Mono" w:eastAsia="Times New Roman" w:cs="JetBrains Mono"/>
-          <w:kern w:val="0"/>
-          <w:szCs w:val="24"/>
-          <w14:ligatures w14:val="none"/>
-          <w:color w:val="080808"/>
-        </w:rPr>
-        <w:t>(</w:t>
-      </w:r>
-      <w:r>
-        <w:rPr>
-          <w:rFonts w:ascii="JetBrains Mono" w:hAnsi="JetBrains Mono" w:eastAsia="Times New Roman" w:cs="JetBrains Mono"/>
-          <w:kern w:val="0"/>
-          <w:szCs w:val="24"/>
-          <w14:ligatures w14:val="none"/>
-          <w:color w:val="067D17"/>
-        </w:rPr>
-        <w:t>"You may enter."</w:t>
-      </w:r>
-      <w:r>
-        <w:rPr>
-          <w:rFonts w:ascii="JetBrains Mono" w:hAnsi="JetBrains Mono" w:eastAsia="Times New Roman" w:cs="JetBrains Mono"/>
-          <w:kern w:val="0"/>
-          <w:szCs w:val="24"/>
-          <w14:ligatures w14:val="none"/>
-          <w:color w:val="080808"/>
-        </w:rPr>
-        <w:t>)</w:t>
-      </w:r>
-      <w:r>
-        <w:rPr>
-          <w:rFonts w:ascii="JetBrains Mono" w:hAnsi="JetBrains Mono" w:eastAsia="Times New Roman" w:cs="JetBrains Mono"/>
-          <w:kern w:val="0"/>
-          <w:szCs w:val="24"/>
-          <w14:ligatures w14:val="none"/>
-          <w:color w:val="080808"/>
-        </w:rPr>
-        <w:br/>
-      </w:r>
-      <w:r>
-        <w:rPr>
-          <w:rFonts w:ascii="JetBrains Mono" w:hAnsi="JetBrains Mono" w:eastAsia="Times New Roman" w:cs="JetBrains Mono"/>
-          <w:kern w:val="0"/>
-          <w:szCs w:val="24"/>
-          <w14:ligatures w14:val="none"/>
-          <w:color w:val="1750EB"/>
+          <w:color w:val="C45E00"/>
         </w:rPr>
         <w:t>else</w:t>
       </w:r>
